--- a/小野町_引継ぎ_整理済/11_見える化出力依頼/小野町_見える化_所得段階別被保険者数の入力_20260925.docx
+++ b/小野町_引継ぎ_整理済/11_見える化出力依頼/小野町_見える化_所得段階別被保険者数の入力_20260925.docx
@@ -2137,6 +2137,22 @@
           <w:sz w:val="18"/>
         </w:rPr>
         <w:t>※ 画面の下端に表示されている第1号被保険者数（令和9年度3,434人・令和10年度3,427人・令和11年度3,414人）と合計が一致します。一致しないと先に進めません。</w:t>
+      </w:r>
+      <w:r>
+        <w:rPr>
+          <w:rFonts w:ascii="游明朝" w:hAnsi="游明朝" w:eastAsia="游明朝"/>
+          <w:b/>
+          <w:sz w:val="18"/>
+        </w:rPr>
+        <w:t>※ 基準所得金額（第7段階120万円〜第13段階720万円）と標準割合は第9期の政令によるものです。</w:t>
+      </w:r>
+      <w:r>
+        <w:rPr>
+          <w:rFonts w:ascii="游明朝" w:hAnsi="游明朝" w:eastAsia="游明朝"/>
+          <w:b w:val="0"/>
+          <w:sz w:val="18"/>
+        </w:rPr>
+        <w:t>第10期の政令で段階区分や割合が変わればシステム側で更新されますので、公布後に画面を再確認してください。</w:t>
       </w:r>
     </w:p>
     <w:p>
@@ -9041,7 +9057,7 @@
           <w:rFonts w:ascii="游明朝" w:hAnsi="游明朝" w:eastAsia="游明朝"/>
           <w:b w:val="0"/>
         </w:rPr>
-        <w:t>総給付費1％が保険料月額58円に相当しますので、月額にして200円台の差になります。</w:t>
+        <w:t>総給付費1％が保険料月額57円に相当しますので、月額にして200円台の差になります。</w:t>
       </w:r>
     </w:p>
     <w:p>
@@ -9435,7 +9451,7 @@
           <w:rFonts w:ascii="游明朝" w:hAnsi="游明朝" w:eastAsia="游明朝"/>
           <w:b w:val="0"/>
         </w:rPr>
-        <w:t>総給付費1％が保険料月額58円ですので、無視できない大きさです。</w:t>
+        <w:t>総給付費1％が保険料月額57円ですので、無視できない大きさです。</w:t>
       </w:r>
       <w:r>
         <w:rPr>

--- a/小野町_引継ぎ_整理済/11_見える化出力依頼/小野町_見える化_所得段階別被保険者数の入力_20260925.docx
+++ b/小野町_引継ぎ_整理済/11_見える化出力依頼/小野町_見える化_所得段階別被保険者数の入力_20260925.docx
@@ -294,7 +294,7 @@
                 <w:b w:val="0"/>
                 <w:sz w:val="18"/>
               </w:rPr>
-              <w:t>の標準割合（0.455／0.685／0.690）でした。当方は軽減後の賦課割合（0.285／0.485／0.685）で計算していました。訂正すると保険料基準額は月額6,211円から</w:t>
+              <w:t>の標準割合（0.455／0.685／0.690）でした。当方は軽減後の賦課割合（0.285／0.485／0.685）で計算していました。訂正すると保険料基準額は月額6,156円から</w:t>
             </w:r>
             <w:r>
               <w:rPr>
@@ -302,7 +302,7 @@
                 <w:b/>
                 <w:sz w:val="18"/>
               </w:rPr>
-              <w:t>6,095円</w:t>
+              <w:t>6,048円</w:t>
             </w:r>
             <w:r>
               <w:rPr>
@@ -7301,7 +7301,7 @@
                 <w:b w:val="0"/>
                 <w:sz w:val="18"/>
               </w:rPr>
-              <w:t>6,211円</w:t>
+              <w:t>6,156円</w:t>
             </w:r>
           </w:p>
         </w:tc>
@@ -7324,7 +7324,7 @@
                 <w:b/>
                 <w:sz w:val="18"/>
               </w:rPr>
-              <w:t>6,095円</w:t>
+              <w:t>6,048円</w:t>
             </w:r>
           </w:p>
         </w:tc>
@@ -7337,7 +7337,7 @@
           <w:rFonts w:ascii="游明朝" w:hAnsi="游明朝" w:eastAsia="游明朝"/>
           <w:b/>
         </w:rPr>
-        <w:t>2つの誤りは互いに打ち消し合うため、動くのは月額116円（引下げ）にとどまります。</w:t>
+        <w:t>2つの誤りは互いに打ち消し合うため、動くのは月額108円（引下げ）にとどまります。</w:t>
       </w:r>
       <w:r>
         <w:rPr>
@@ -7351,7 +7351,7 @@
           <w:rFonts w:ascii="游明朝" w:hAnsi="游明朝" w:eastAsia="游明朝"/>
           <w:b/>
         </w:rPr>
-        <w:t>補正係数だけを直すと5,939円になりますが、調整交付金の割合を古いままにした片落ちの数字です。</w:t>
+        <w:t>補正係数だけを直すと5,887円になりますが、調整交付金の割合を古いままにした片落ちの数字です。</w:t>
       </w:r>
     </w:p>
     <w:tbl>
@@ -7464,7 +7464,7 @@
                 <w:b/>
                 <w:sz w:val="18"/>
               </w:rPr>
-              <w:t>6,095円</w:t>
+              <w:t>6,048円</w:t>
             </w:r>
           </w:p>
         </w:tc>
@@ -7487,7 +7487,7 @@
                 <w:b w:val="0"/>
                 <w:sz w:val="18"/>
               </w:rPr>
-              <w:t>-505円</w:t>
+              <w:t>-552円</w:t>
             </w:r>
           </w:p>
         </w:tc>
@@ -7532,7 +7532,7 @@
                 <w:b w:val="0"/>
                 <w:sz w:val="18"/>
               </w:rPr>
-              <w:t>5,997円</w:t>
+              <w:t>5,950円</w:t>
             </w:r>
           </w:p>
         </w:tc>
@@ -7555,7 +7555,7 @@
                 <w:b w:val="0"/>
                 <w:sz w:val="18"/>
               </w:rPr>
-              <w:t>-603円</w:t>
+              <w:t>-650円</w:t>
             </w:r>
           </w:p>
         </w:tc>
@@ -7600,7 +7600,7 @@
                 <w:b w:val="0"/>
                 <w:sz w:val="18"/>
               </w:rPr>
-              <w:t>5,808円</w:t>
+              <w:t>5,761円</w:t>
             </w:r>
           </w:p>
         </w:tc>
@@ -7623,7 +7623,7 @@
                 <w:b w:val="0"/>
                 <w:sz w:val="18"/>
               </w:rPr>
-              <w:t>-792円</w:t>
+              <w:t>-839円</w:t>
             </w:r>
           </w:p>
         </w:tc>

--- a/小野町_引継ぎ_整理済/11_見える化出力依頼/小野町_見える化_所得段階別被保険者数の入力_20260925.docx
+++ b/小野町_引継ぎ_整理済/11_見える化出力依頼/小野町_見える化_所得段階別被保険者数の入力_20260925.docx
@@ -7509,7 +7509,7 @@
                 <w:b w:val="0"/>
                 <w:sz w:val="18"/>
               </w:rPr>
-              <w:t>準備基金12,000千円を全額取り崩す</w:t>
+              <w:t>準備基金105,000千円（令和8年度末見込の半分）を取り崩す</w:t>
             </w:r>
           </w:p>
         </w:tc>
@@ -7532,7 +7532,7 @@
                 <w:b w:val="0"/>
                 <w:sz w:val="18"/>
               </w:rPr>
-              <w:t>5,950円</w:t>
+              <w:t>5,188円</w:t>
             </w:r>
           </w:p>
         </w:tc>
@@ -7555,7 +7555,75 @@
                 <w:b w:val="0"/>
                 <w:sz w:val="18"/>
               </w:rPr>
-              <w:t>-650円</w:t>
+              <w:t>-1,412円</w:t>
+            </w:r>
+          </w:p>
+        </w:tc>
+      </w:tr>
+      <w:tr>
+        <w:tc>
+          <w:tcPr>
+            <w:tcW w:type="dxa" w:w="2880"/>
+          </w:tcPr>
+          <w:p>
+            <w:r>
+              <w:rPr>
+                <w:sz w:val="18"/>
+              </w:rPr>
+            </w:r>
+            <w:r>
+              <w:rPr>
+                <w:rFonts w:ascii="游明朝" w:hAnsi="游明朝" w:eastAsia="游明朝"/>
+                <w:b w:val="0"/>
+                <w:sz w:val="18"/>
+              </w:rPr>
+              <w:t>準備基金210,000千円（令和8年度末見込の全額）を取り崩す</w:t>
+            </w:r>
+          </w:p>
+        </w:tc>
+        <w:tc>
+          <w:tcPr>
+            <w:tcW w:type="dxa" w:w="2880"/>
+          </w:tcPr>
+          <w:p>
+            <w:pPr>
+              <w:jc w:val="right"/>
+            </w:pPr>
+            <w:r>
+              <w:rPr>
+                <w:sz w:val="18"/>
+              </w:rPr>
+            </w:r>
+            <w:r>
+              <w:rPr>
+                <w:rFonts w:ascii="游明朝" w:hAnsi="游明朝" w:eastAsia="游明朝"/>
+                <w:b w:val="0"/>
+                <w:sz w:val="18"/>
+              </w:rPr>
+              <w:t>4,328円</w:t>
+            </w:r>
+          </w:p>
+        </w:tc>
+        <w:tc>
+          <w:tcPr>
+            <w:tcW w:type="dxa" w:w="2880"/>
+          </w:tcPr>
+          <w:p>
+            <w:pPr>
+              <w:jc w:val="right"/>
+            </w:pPr>
+            <w:r>
+              <w:rPr>
+                <w:sz w:val="18"/>
+              </w:rPr>
+            </w:r>
+            <w:r>
+              <w:rPr>
+                <w:rFonts w:ascii="游明朝" w:hAnsi="游明朝" w:eastAsia="游明朝"/>
+                <w:b w:val="0"/>
+                <w:sz w:val="18"/>
+              </w:rPr>
+              <w:t>-2,272円</w:t>
             </w:r>
           </w:p>
         </w:tc>
@@ -10826,7 +10894,7 @@
                 <w:b/>
                 <w:sz w:val="18"/>
               </w:rPr>
-              <w:t>準備基金の残高をご教示ください。</w:t>
+              <w:t>準備基金の令和7年度末の残高（財産に関する調書）をご教示ください。</w:t>
             </w:r>
             <w:r>
               <w:rPr>
@@ -10834,15 +10902,7 @@
                 <w:b w:val="0"/>
                 <w:sz w:val="18"/>
               </w:rPr>
-              <w:t>年報 様式4 では令和5・6年度末とも12,000千円ですが、令和4年度末は120,000千円で、繰入金は全年度ゼロです。</w:t>
-            </w:r>
-            <w:r>
-              <w:rPr>
-                <w:rFonts w:ascii="游明朝" w:hAnsi="游明朝" w:eastAsia="游明朝"/>
-                <w:b/>
-                <w:sz w:val="18"/>
-              </w:rPr>
-              <w:t>基金運用状況調書で確認が要ります</w:t>
+              <w:t>町の財務書類で令和5年度末120,000千円を確かめ、以後の積立と令和8年度予算の積立を足して令和8年度末見込210,000千円としています。年報 様式4 の保有額は財務書類と合いません</w:t>
             </w:r>
           </w:p>
         </w:tc>

--- a/小野町_引継ぎ_整理済/11_見える化出力依頼/小野町_見える化_所得段階別被保険者数の入力_20260925.docx
+++ b/小野町_引継ぎ_整理済/11_見える化出力依頼/小野町_見える化_所得段階別被保険者数の入力_20260925.docx
@@ -270,7 +270,7 @@
                 <w:b/>
                 <w:sz w:val="18"/>
               </w:rPr>
-              <w:t>あわせて、当方の算定の誤りを1点ご報告します。</w:t>
+              <w:t>保険料基準額の算定に用いる割合は、公費による低所得者軽減の前の標準割合（0.455／0.685／0.690）です。</w:t>
             </w:r>
             <w:r>
               <w:rPr>
@@ -278,7 +278,7 @@
                 <w:b w:val="0"/>
                 <w:sz w:val="18"/>
               </w:rPr>
-              <w:t>保険料基準額の算定に用いる割合は、公費による低所得者軽減の</w:t>
+              <w:t>当方の算定もこの割合によっており、保険料基準額は月額</w:t>
             </w:r>
             <w:r>
               <w:rPr>
@@ -286,7 +286,7 @@
                 <w:b/>
                 <w:sz w:val="18"/>
               </w:rPr>
-              <w:t>前</w:t>
+              <w:t>6,048円</w:t>
             </w:r>
             <w:r>
               <w:rPr>
@@ -294,23 +294,7 @@
                 <w:b w:val="0"/>
                 <w:sz w:val="18"/>
               </w:rPr>
-              <w:t>の標準割合（0.455／0.685／0.690）でした。当方は軽減後の賦課割合（0.285／0.485／0.685）で計算していました。訂正すると保険料基準額は月額6,156円から</w:t>
-            </w:r>
-            <w:r>
-              <w:rPr>
-                <w:rFonts w:ascii="游明朝" w:hAnsi="游明朝" w:eastAsia="游明朝"/>
-                <w:b/>
-                <w:sz w:val="18"/>
-              </w:rPr>
-              <w:t>6,048円</w:t>
-            </w:r>
-            <w:r>
-              <w:rPr>
-                <w:rFonts w:ascii="游明朝" w:hAnsi="游明朝" w:eastAsia="游明朝"/>
-                <w:b w:val="0"/>
-                <w:sz w:val="18"/>
-              </w:rPr>
-              <w:t>になります（第2章）</w:t>
+              <w:t>です（第2章）</w:t>
             </w:r>
           </w:p>
         </w:tc>
@@ -5671,7 +5655,7 @@
         <w:rPr>
           <w:rFonts w:ascii="游ゴシック" w:hAnsi="游ゴシック" w:eastAsia="游ゴシック"/>
         </w:rPr>
-        <w:t>2　基準額に対する割合の訂正</w:t>
+        <w:t>2　基準額に対する割合</w:t>
       </w:r>
     </w:p>
     <w:p>
@@ -7036,7 +7020,7 @@
         <w:rPr>
           <w:rFonts w:ascii="游ゴシック" w:hAnsi="游ゴシック" w:eastAsia="游ゴシック"/>
         </w:rPr>
-        <w:t>(1)　当方の算定の訂正</w:t>
+        <w:t>(1)　当方の算定</w:t>
       </w:r>
     </w:p>
     <w:p>
@@ -7045,14 +7029,14 @@
           <w:rFonts w:ascii="游明朝" w:hAnsi="游明朝" w:eastAsia="游明朝"/>
           <w:b/>
         </w:rPr>
-        <w:t>当方はこれまで軽減後の割合で補正後被保険者数を求めていました。</w:t>
+        <w:t>当方の算定も、軽減前の標準割合で補正後被保険者数を求めています。</w:t>
       </w:r>
       <w:r>
         <w:rPr>
           <w:rFonts w:ascii="游明朝" w:hAnsi="游明朝" w:eastAsia="游明朝"/>
           <w:b w:val="0"/>
         </w:rPr>
-        <w:t>訂正した結果は次のとおりです。</w:t>
+        <w:t>結果は次のとおりです。</w:t>
       </w:r>
     </w:p>
     <w:tbl>
@@ -7062,14 +7046,13 @@
         <w:tblLook w:firstColumn="1" w:firstRow="1" w:lastColumn="0" w:lastRow="0" w:noHBand="0" w:noVBand="1" w:val="04A0"/>
       </w:tblPr>
       <w:tblGrid>
-        <w:gridCol w:w="2880"/>
-        <w:gridCol w:w="2880"/>
-        <w:gridCol w:w="2880"/>
+        <w:gridCol w:w="4320"/>
+        <w:gridCol w:w="4320"/>
       </w:tblGrid>
       <w:tr>
         <w:tc>
           <w:tcPr>
-            <w:tcW w:type="dxa" w:w="2880"/>
+            <w:tcW w:type="dxa" w:w="4320"/>
           </w:tcPr>
           <w:p>
             <w:pPr>
@@ -7088,7 +7071,7 @@
         </w:tc>
         <w:tc>
           <w:tcPr>
-            <w:tcW w:type="dxa" w:w="2880"/>
+            <w:tcW w:type="dxa" w:w="4320"/>
           </w:tcPr>
           <w:p>
             <w:pPr>
@@ -7101,26 +7084,7 @@
                 <w:b/>
                 <w:sz w:val="18"/>
               </w:rPr>
-              <w:t>現行（誤り）</w:t>
-            </w:r>
-          </w:p>
-        </w:tc>
-        <w:tc>
-          <w:tcPr>
-            <w:tcW w:type="dxa" w:w="2880"/>
-          </w:tcPr>
-          <w:p>
-            <w:pPr>
-              <w:jc w:val="center"/>
-            </w:pPr>
-            <w:r/>
-            <w:r>
-              <w:rPr>
-                <w:rFonts w:ascii="游ゴシック" w:hAnsi="游ゴシック" w:eastAsia="游ゴシック"/>
-                <w:b/>
-                <w:sz w:val="18"/>
-              </w:rPr>
-              <w:t>訂正後</w:t>
+              <w:t>値</w:t>
             </w:r>
           </w:p>
         </w:tc>
@@ -7128,7 +7092,7 @@
       <w:tr>
         <w:tc>
           <w:tcPr>
-            <w:tcW w:type="dxa" w:w="2880"/>
+            <w:tcW w:type="dxa" w:w="4320"/>
           </w:tcPr>
           <w:p>
             <w:r>
@@ -7148,7 +7112,7 @@
         </w:tc>
         <w:tc>
           <w:tcPr>
-            <w:tcW w:type="dxa" w:w="2880"/>
+            <w:tcW w:type="dxa" w:w="4320"/>
           </w:tcPr>
           <w:p>
             <w:pPr>
@@ -7162,16 +7126,38 @@
             <w:r>
               <w:rPr>
                 <w:rFonts w:ascii="游明朝" w:hAnsi="游明朝" w:eastAsia="游明朝"/>
+                <w:b/>
+                <w:sz w:val="18"/>
+              </w:rPr>
+              <w:t>0.9959</w:t>
+            </w:r>
+          </w:p>
+        </w:tc>
+      </w:tr>
+      <w:tr>
+        <w:tc>
+          <w:tcPr>
+            <w:tcW w:type="dxa" w:w="4320"/>
+          </w:tcPr>
+          <w:p>
+            <w:r>
+              <w:rPr>
+                <w:sz w:val="18"/>
+              </w:rPr>
+            </w:r>
+            <w:r>
+              <w:rPr>
+                <w:rFonts w:ascii="游明朝" w:hAnsi="游明朝" w:eastAsia="游明朝"/>
                 <w:b w:val="0"/>
                 <w:sz w:val="18"/>
               </w:rPr>
-              <w:t>0.9523</w:t>
-            </w:r>
-          </w:p>
-        </w:tc>
-        <w:tc>
-          <w:tcPr>
-            <w:tcW w:type="dxa" w:w="2880"/>
+              <w:t>調整交付金見込交付割合</w:t>
+            </w:r>
+          </w:p>
+        </w:tc>
+        <w:tc>
+          <w:tcPr>
+            <w:tcW w:type="dxa" w:w="4320"/>
           </w:tcPr>
           <w:p>
             <w:pPr>
@@ -7188,7 +7174,7 @@
                 <w:b/>
                 <w:sz w:val="18"/>
               </w:rPr>
-              <w:t>0.9959</w:t>
+              <w:t>5.533％（算式）</w:t>
             </w:r>
           </w:p>
         </w:tc>
@@ -7196,7 +7182,7 @@
       <w:tr>
         <w:tc>
           <w:tcPr>
-            <w:tcW w:type="dxa" w:w="2880"/>
+            <w:tcW w:type="dxa" w:w="4320"/>
           </w:tcPr>
           <w:p>
             <w:r>
@@ -7210,13 +7196,13 @@
                 <w:b w:val="0"/>
                 <w:sz w:val="18"/>
               </w:rPr>
-              <w:t>調整交付金見込交付割合</w:t>
-            </w:r>
-          </w:p>
-        </w:tc>
-        <w:tc>
-          <w:tcPr>
-            <w:tcW w:type="dxa" w:w="2880"/>
+              <w:t>保険料基準額（月額・基金取崩なし）</w:t>
+            </w:r>
+          </w:p>
+        </w:tc>
+        <w:tc>
+          <w:tcPr>
+            <w:tcW w:type="dxa" w:w="4320"/>
           </w:tcPr>
           <w:p>
             <w:pPr>
@@ -7230,97 +7216,6 @@
             <w:r>
               <w:rPr>
                 <w:rFonts w:ascii="游明朝" w:hAnsi="游明朝" w:eastAsia="游明朝"/>
-                <w:b w:val="0"/>
-                <w:sz w:val="18"/>
-              </w:rPr>
-              <w:t>6.148％（第9期の公表値からの逆算）</w:t>
-            </w:r>
-          </w:p>
-        </w:tc>
-        <w:tc>
-          <w:tcPr>
-            <w:tcW w:type="dxa" w:w="2880"/>
-          </w:tcPr>
-          <w:p>
-            <w:pPr>
-              <w:jc w:val="right"/>
-            </w:pPr>
-            <w:r>
-              <w:rPr>
-                <w:sz w:val="18"/>
-              </w:rPr>
-            </w:r>
-            <w:r>
-              <w:rPr>
-                <w:rFonts w:ascii="游明朝" w:hAnsi="游明朝" w:eastAsia="游明朝"/>
-                <w:b/>
-                <w:sz w:val="18"/>
-              </w:rPr>
-              <w:t>5.533％（算式）</w:t>
-            </w:r>
-          </w:p>
-        </w:tc>
-      </w:tr>
-      <w:tr>
-        <w:tc>
-          <w:tcPr>
-            <w:tcW w:type="dxa" w:w="2880"/>
-          </w:tcPr>
-          <w:p>
-            <w:r>
-              <w:rPr>
-                <w:sz w:val="18"/>
-              </w:rPr>
-            </w:r>
-            <w:r>
-              <w:rPr>
-                <w:rFonts w:ascii="游明朝" w:hAnsi="游明朝" w:eastAsia="游明朝"/>
-                <w:b w:val="0"/>
-                <w:sz w:val="18"/>
-              </w:rPr>
-              <w:t>保険料基準額（月額・基金取崩なし）</w:t>
-            </w:r>
-          </w:p>
-        </w:tc>
-        <w:tc>
-          <w:tcPr>
-            <w:tcW w:type="dxa" w:w="2880"/>
-          </w:tcPr>
-          <w:p>
-            <w:pPr>
-              <w:jc w:val="right"/>
-            </w:pPr>
-            <w:r>
-              <w:rPr>
-                <w:sz w:val="18"/>
-              </w:rPr>
-            </w:r>
-            <w:r>
-              <w:rPr>
-                <w:rFonts w:ascii="游明朝" w:hAnsi="游明朝" w:eastAsia="游明朝"/>
-                <w:b w:val="0"/>
-                <w:sz w:val="18"/>
-              </w:rPr>
-              <w:t>6,156円</w:t>
-            </w:r>
-          </w:p>
-        </w:tc>
-        <w:tc>
-          <w:tcPr>
-            <w:tcW w:type="dxa" w:w="2880"/>
-          </w:tcPr>
-          <w:p>
-            <w:pPr>
-              <w:jc w:val="right"/>
-            </w:pPr>
-            <w:r>
-              <w:rPr>
-                <w:sz w:val="18"/>
-              </w:rPr>
-            </w:r>
-            <w:r>
-              <w:rPr>
-                <w:rFonts w:ascii="游明朝" w:hAnsi="游明朝" w:eastAsia="游明朝"/>
                 <w:b/>
                 <w:sz w:val="18"/>
               </w:rPr>
@@ -7331,29 +7226,6 @@
       </w:tr>
     </w:tbl>
     <w:p/>
-    <w:p>
-      <w:r>
-        <w:rPr>
-          <w:rFonts w:ascii="游明朝" w:hAnsi="游明朝" w:eastAsia="游明朝"/>
-          <w:b/>
-        </w:rPr>
-        <w:t>2つの誤りは互いに打ち消し合うため、動くのは月額108円（引下げ）にとどまります。</w:t>
-      </w:r>
-      <w:r>
-        <w:rPr>
-          <w:rFonts w:ascii="游明朝" w:hAnsi="游明朝" w:eastAsia="游明朝"/>
-          <w:b w:val="0"/>
-        </w:rPr>
-        <w:t>補正係数は分母（補正後被保険者数）を大きくして保険料を下げますが、同じ補正係数が調整交付金見込交付割合を下げ、調整交付金見込額が減って保険料を上げるためです。</w:t>
-      </w:r>
-      <w:r>
-        <w:rPr>
-          <w:rFonts w:ascii="游明朝" w:hAnsi="游明朝" w:eastAsia="游明朝"/>
-          <w:b/>
-        </w:rPr>
-        <w:t>補正係数だけを直すと5,887円になりますが、調整交付金の割合を古いままにした片落ちの数字です。</w:t>
-      </w:r>
-    </w:p>
     <w:tbl>
       <w:tblPr>
         <w:tblStyle w:val="TableGrid"/>
